--- a/МатПрог/lab7/documentation.docx
+++ b/МатПрог/lab7/documentation.docx
@@ -86,6 +86,7 @@
         </w:rPr>
         <w:t xml:space="preserve"> </w:t>
       </w:r>
+      <w:proofErr w:type="spellStart"/>
       <w:r>
         <w:rPr>
           <w:sz w:val="28"/>
@@ -93,6 +94,7 @@
         </w:rPr>
         <w:t>Марушко</w:t>
       </w:r>
+      <w:proofErr w:type="spellEnd"/>
       <w:r>
         <w:rPr>
           <w:sz w:val="28"/>
@@ -2084,7 +2086,6 @@
           <w:iCs/>
           <w:sz w:val="28"/>
           <w:szCs w:val="28"/>
-          <w:lang w:val="ru-BY"/>
         </w:rPr>
       </w:pPr>
       <w:r>
@@ -5040,6 +5041,21 @@
         <w:ind w:firstLine="0"/>
         <w:jc w:val="center"/>
         <w:rPr>
+          <w:noProof/>
+          <w:lang w:val="ru-BY"/>
+        </w:rPr>
+      </w:pPr>
+    </w:p>
+    <w:p>
+      <w:pPr>
+        <w:pStyle w:val="ad"/>
+        <w:tabs>
+          <w:tab w:val="left" w:pos="851"/>
+        </w:tabs>
+        <w:spacing w:before="240"/>
+        <w:ind w:firstLine="0"/>
+        <w:jc w:val="center"/>
+        <w:rPr>
           <w:lang w:val="ru-BY"/>
         </w:rPr>
       </w:pPr>
@@ -5049,8 +5065,8 @@
           <w:lang w:val="ru-BY"/>
         </w:rPr>
         <w:drawing>
-          <wp:inline distT="0" distB="0" distL="0" distR="0" wp14:anchorId="1B6D39FC" wp14:editId="7E1E7BEF">
-            <wp:extent cx="6362700" cy="4438650"/>
+          <wp:inline distT="0" distB="0" distL="0" distR="0" wp14:anchorId="1B6D39FC" wp14:editId="58278CDD">
+            <wp:extent cx="6362700" cy="2275840"/>
             <wp:effectExtent l="0" t="0" r="0" b="0"/>
             <wp:docPr id="2" name="Рисунок 2"/>
             <wp:cNvGraphicFramePr>
@@ -5065,7 +5081,7 @@
                       <a:picLocks noChangeAspect="1" noChangeArrowheads="1"/>
                     </pic:cNvPicPr>
                   </pic:nvPicPr>
-                  <pic:blipFill>
+                  <pic:blipFill rotWithShape="1">
                     <a:blip r:embed="rId9" cstate="print">
                       <a:extLst>
                         <a:ext uri="{28A0092B-C50C-407E-A947-70E740481C1C}">
@@ -5073,15 +5089,13 @@
                         </a:ext>
                       </a:extLst>
                     </a:blip>
-                    <a:srcRect/>
-                    <a:stretch>
-                      <a:fillRect/>
-                    </a:stretch>
+                    <a:srcRect b="48727"/>
+                    <a:stretch/>
                   </pic:blipFill>
                   <pic:spPr bwMode="auto">
                     <a:xfrm>
                       <a:off x="0" y="0"/>
-                      <a:ext cx="6362700" cy="4438650"/>
+                      <a:ext cx="6362700" cy="2275840"/>
                     </a:xfrm>
                     <a:prstGeom prst="rect">
                       <a:avLst/>
@@ -5090,6 +5104,11 @@
                     <a:ln>
                       <a:noFill/>
                     </a:ln>
+                    <a:extLst>
+                      <a:ext uri="{53640926-AAD7-44D8-BBD7-CCE9431645EC}">
+                        <a14:shadowObscured xmlns:a14="http://schemas.microsoft.com/office/drawing/2010/main"/>
+                      </a:ext>
+                    </a:extLst>
                   </pic:spPr>
                 </pic:pic>
               </a:graphicData>
@@ -5116,13 +5135,7 @@
         <w:rPr>
           <w:lang w:val="ru-BY"/>
         </w:rPr>
-        <w:t>Критический путь:</w:t>
-      </w:r>
-      <w:r>
-        <w:rPr>
-          <w:lang w:val="ru-BY"/>
-        </w:rPr>
-        <w:t xml:space="preserve"> </w:t>
+        <w:t xml:space="preserve">Критический путь: </w:t>
       </w:r>
       <w:r>
         <w:rPr>
@@ -5143,19 +5156,7 @@
         <w:ind w:firstLine="0"/>
       </w:pPr>
       <w:r>
-        <w:t>Длина критического пути:</w:t>
-      </w:r>
-      <w:r>
-        <w:t xml:space="preserve"> </w:t>
-      </w:r>
-      <w:r>
-        <w:t>5+5+5+10+15+10+7+8+5+5+3 =</w:t>
-      </w:r>
-      <w:r>
-        <w:t xml:space="preserve"> </w:t>
-      </w:r>
-      <w:r>
-        <w:t>78 дней</w:t>
+        <w:t>Длина критического пути: 5+5+5+10+15+10+7+8+5+5+3 = 78 дней</w:t>
       </w:r>
     </w:p>
     <w:p>
@@ -5168,13 +5169,7 @@
         <w:ind w:firstLine="0"/>
       </w:pPr>
       <w:r>
-        <w:t>Лимит:</w:t>
-      </w:r>
-      <w:r>
-        <w:t xml:space="preserve"> </w:t>
-      </w:r>
-      <w:r>
-        <w:t>90 дней</w:t>
+        <w:t>Лимит: 90 дней</w:t>
       </w:r>
     </w:p>
     <w:p>
@@ -5187,25 +5182,7 @@
         <w:ind w:firstLine="0"/>
       </w:pPr>
       <w:r>
-        <w:t>Резерв проекта:</w:t>
-      </w:r>
-      <w:r>
-        <w:t xml:space="preserve"> </w:t>
-      </w:r>
-      <w:r>
-        <w:t>90 − 78 =</w:t>
-      </w:r>
-      <w:r>
-        <w:t xml:space="preserve"> </w:t>
-      </w:r>
-      <w:r>
-        <w:t>12 дней</w:t>
-      </w:r>
-      <w:r>
-        <w:t xml:space="preserve"> </w:t>
-      </w:r>
-      <w:r>
-        <w:t>— проект укладывается в срок.</w:t>
+        <w:t>Резерв проекта: 90 − 78 = 12 дней — проект укладывается в срок.</w:t>
       </w:r>
     </w:p>
     <w:sectPr>
@@ -15910,6 +15887,7 @@
   <w:style w:type="character" w:default="1" w:styleId="a3">
     <w:name w:val="Default Paragraph Font"/>
     <w:uiPriority w:val="1"/>
+    <w:semiHidden/>
     <w:unhideWhenUsed/>
   </w:style>
   <w:style w:type="table" w:default="1" w:styleId="a4">
